--- a/Bases de Datos II/Clases/Clase 13 - Analisis de casos reales/Taller PI - Clase 13 - VetCare.docx
+++ b/Bases de Datos II/Clases/Clase 13 - Analisis de casos reales/Taller PI - Clase 13 - VetCare.docx
@@ -469,7 +469,238 @@
           <w:color w:val="2B2B2B"/>
           <w:sz w:val="22"/>
         </w:rPr>
-        <w:t xml:space="preserve"> (examlab.lovable.app/app · módulo Talleres) — domingo 23:59 cuando aplique.</w:t>
+        <w:t xml:space="preserve"> (https://examlab.lovable.app/ · módulo Talleres) — domingo 23:59 cuando aplique.</w:t>
+      </w:r>
+    </w:p>
+    <w:p>
+      <w:pPr>
+        <w:spacing w:after="120"/>
+      </w:pPr>
+      <w:r>
+        <w:rPr>
+          <w:rFonts w:ascii="Calibri" w:hAnsi="Calibri" w:eastAsia="Calibri"/>
+          <w:b/>
+          <w:color w:val="095292"/>
+          <w:sz w:val="24"/>
+        </w:rPr>
+        <w:t>9. Que vas a resolver en ExamLab</w:t>
+      </w:r>
+    </w:p>
+    <w:p>
+      <w:pPr>
+        <w:spacing w:after="120"/>
+      </w:pPr>
+      <w:r>
+        <w:rPr>
+          <w:rFonts w:ascii="Calibri" w:hAnsi="Calibri" w:eastAsia="Calibri"/>
+          <w:b w:val="0"/>
+          <w:color w:val="2B2B2B"/>
+          <w:sz w:val="22"/>
+        </w:rPr>
+        <w:t>El estudiante analiza un incidente real de bases de datos y lo convierte en dos mejoras implementadas y probadas sobre VetCare (blindaje de SQL dinamico y auditoria de borrados con restauracion), mas un plan de mejoras priorizado.</w:t>
+      </w:r>
+    </w:p>
+    <w:p>
+      <w:pPr>
+        <w:spacing w:after="120"/>
+      </w:pPr>
+      <w:r>
+        <w:rPr>
+          <w:rFonts w:ascii="Calibri" w:hAnsi="Calibri" w:eastAsia="Calibri"/>
+          <w:b w:val="0"/>
+          <w:color w:val="2B2B2B"/>
+          <w:sz w:val="22"/>
+        </w:rPr>
+        <w:t>El taller se resuelve y se entrega en ExamLab (https://examlab.lovable.app/), en el modulo Talleres. Son 5 preguntas y suman 100 puntos. Lo que sigue es lo que vas a encontrar en cada una, para que sepas de antemano en que forma se responde:</w:t>
+      </w:r>
+    </w:p>
+    <w:p>
+      <w:r>
+        <w:rPr>
+          <w:rFonts w:ascii="Calibri" w:hAnsi="Calibri" w:eastAsia="Calibri"/>
+          <w:b/>
+          <w:color w:val="2B2B2B"/>
+          <w:sz w:val="22"/>
+        </w:rPr>
+        <w:t>Pregunta 1 - Respuesta escrita (25 pts):</w:t>
+      </w:r>
+      <w:r>
+        <w:rPr>
+          <w:rFonts w:ascii="Calibri" w:hAnsi="Calibri" w:eastAsia="Calibri"/>
+          <w:b w:val="0"/>
+          <w:color w:val="2B2B2B"/>
+          <w:sz w:val="22"/>
+        </w:rPr>
+        <w:t xml:space="preserve"> El caso: que paso, por que y que aprendemos.</w:t>
+      </w:r>
+    </w:p>
+    <w:p>
+      <w:pPr>
+        <w:pStyle w:val="ListBullet"/>
+        <w:spacing w:after="40"/>
+      </w:pPr>
+      <w:r>
+        <w:rPr>
+          <w:rFonts w:ascii="Calibri" w:hAnsi="Calibri" w:eastAsia="Calibri"/>
+          <w:b w:val="0"/>
+          <w:color w:val="2B2B2B"/>
+          <w:sz w:val="22"/>
+        </w:rPr>
+        <w:t>Un cuadro de texto. Se escribe directamente en la plataforma; no se sube archivo.</w:t>
+      </w:r>
+    </w:p>
+    <w:p>
+      <w:r>
+        <w:rPr>
+          <w:rFonts w:ascii="Calibri" w:hAnsi="Calibri" w:eastAsia="Calibri"/>
+          <w:b/>
+          <w:color w:val="2B2B2B"/>
+          <w:sz w:val="22"/>
+        </w:rPr>
+        <w:t>Pregunta 2 - SQL sobre PostgreSQL real (25 pts):</w:t>
+      </w:r>
+      <w:r>
+        <w:rPr>
+          <w:rFonts w:ascii="Calibri" w:hAnsi="Calibri" w:eastAsia="Calibri"/>
+          <w:b w:val="0"/>
+          <w:color w:val="2B2B2B"/>
+          <w:sz w:val="22"/>
+        </w:rPr>
+        <w:t xml:space="preserve"> Mejora implementada 1: cerrar la inyeccion de SQL en VetCare.</w:t>
+      </w:r>
+    </w:p>
+    <w:p>
+      <w:pPr>
+        <w:pStyle w:val="ListBullet"/>
+        <w:spacing w:after="40"/>
+      </w:pPr>
+      <w:r>
+        <w:rPr>
+          <w:rFonts w:ascii="Calibri" w:hAnsi="Calibri" w:eastAsia="Calibri"/>
+          <w:b w:val="0"/>
+          <w:color w:val="2B2B2B"/>
+          <w:sz w:val="22"/>
+        </w:rPr>
+        <w:t>Editor de SQL con una base PostgreSQL de verdad corriendo en el navegador. El esquema y los datos de partida ya vienen cargados: usted escribe y ejecuta su SQL y se guarda tanto la consulta como lo que devolvio la base.</w:t>
+      </w:r>
+    </w:p>
+    <w:p>
+      <w:r>
+        <w:rPr>
+          <w:rFonts w:ascii="Calibri" w:hAnsi="Calibri" w:eastAsia="Calibri"/>
+          <w:b/>
+          <w:color w:val="2B2B2B"/>
+          <w:sz w:val="22"/>
+        </w:rPr>
+        <w:t>Pregunta 3 - SQL sobre PostgreSQL real (25 pts):</w:t>
+      </w:r>
+      <w:r>
+        <w:rPr>
+          <w:rFonts w:ascii="Calibri" w:hAnsi="Calibri" w:eastAsia="Calibri"/>
+          <w:b w:val="0"/>
+          <w:color w:val="2B2B2B"/>
+          <w:sz w:val="22"/>
+        </w:rPr>
+        <w:t xml:space="preserve"> Mejora implementada 2: ningun borrado sin traza ni sin vuelta atras.</w:t>
+      </w:r>
+    </w:p>
+    <w:p>
+      <w:pPr>
+        <w:pStyle w:val="ListBullet"/>
+        <w:spacing w:after="40"/>
+      </w:pPr>
+      <w:r>
+        <w:rPr>
+          <w:rFonts w:ascii="Calibri" w:hAnsi="Calibri" w:eastAsia="Calibri"/>
+          <w:b w:val="0"/>
+          <w:color w:val="2B2B2B"/>
+          <w:sz w:val="22"/>
+        </w:rPr>
+        <w:t>Editor de SQL con una base PostgreSQL de verdad corriendo en el navegador. El esquema y los datos de partida ya vienen cargados: usted escribe y ejecuta su SQL y se guarda tanto la consulta como lo que devolvio la base.</w:t>
+      </w:r>
+    </w:p>
+    <w:p>
+      <w:r>
+        <w:rPr>
+          <w:rFonts w:ascii="Calibri" w:hAnsi="Calibri" w:eastAsia="Calibri"/>
+          <w:b/>
+          <w:color w:val="2B2B2B"/>
+          <w:sz w:val="22"/>
+        </w:rPr>
+        <w:t>Pregunta 4 - Seleccion multiple (10 pts):</w:t>
+      </w:r>
+      <w:r>
+        <w:rPr>
+          <w:rFonts w:ascii="Calibri" w:hAnsi="Calibri" w:eastAsia="Calibri"/>
+          <w:b w:val="0"/>
+          <w:color w:val="2B2B2B"/>
+          <w:sz w:val="22"/>
+        </w:rPr>
+        <w:t xml:space="preserve"> Que control habria evitado el incidente.</w:t>
+      </w:r>
+    </w:p>
+    <w:p>
+      <w:pPr>
+        <w:pStyle w:val="ListBullet"/>
+        <w:spacing w:after="40"/>
+      </w:pPr>
+      <w:r>
+        <w:rPr>
+          <w:rFonts w:ascii="Calibri" w:hAnsi="Calibri" w:eastAsia="Calibri"/>
+          <w:b w:val="0"/>
+          <w:color w:val="2B2B2B"/>
+          <w:sz w:val="22"/>
+        </w:rPr>
+        <w:t>Varias opciones y mas de una correcta; marque todas las que apliquen.</w:t>
+      </w:r>
+    </w:p>
+    <w:p>
+      <w:r>
+        <w:rPr>
+          <w:rFonts w:ascii="Calibri" w:hAnsi="Calibri" w:eastAsia="Calibri"/>
+          <w:b/>
+          <w:color w:val="2B2B2B"/>
+          <w:sz w:val="22"/>
+        </w:rPr>
+        <w:t>Pregunta 5 - Respuesta escrita (15 pts):</w:t>
+      </w:r>
+      <w:r>
+        <w:rPr>
+          <w:rFonts w:ascii="Calibri" w:hAnsi="Calibri" w:eastAsia="Calibri"/>
+          <w:b w:val="0"/>
+          <w:color w:val="2B2B2B"/>
+          <w:sz w:val="22"/>
+        </w:rPr>
+        <w:t xml:space="preserve"> Tres mejoras priorizadas para VetCare.</w:t>
+      </w:r>
+    </w:p>
+    <w:p>
+      <w:pPr>
+        <w:pStyle w:val="ListBullet"/>
+        <w:spacing w:after="40"/>
+      </w:pPr>
+      <w:r>
+        <w:rPr>
+          <w:rFonts w:ascii="Calibri" w:hAnsi="Calibri" w:eastAsia="Calibri"/>
+          <w:b w:val="0"/>
+          <w:color w:val="2B2B2B"/>
+          <w:sz w:val="22"/>
+        </w:rPr>
+        <w:t>Un cuadro de texto. Se escribe directamente en la plataforma; no se sube archivo.</w:t>
+      </w:r>
+    </w:p>
+    <w:p>
+      <w:pPr>
+        <w:spacing w:after="120"/>
+      </w:pPr>
+      <w:r>
+        <w:rPr>
+          <w:rFonts w:ascii="Calibri" w:hAnsi="Calibri" w:eastAsia="Calibri"/>
+          <w:b w:val="0"/>
+          <w:color w:val="2B2B2B"/>
+          <w:sz w:val="22"/>
+        </w:rPr>
+        <w:t>Cada pregunta trae su propio enunciado completo dentro de la plataforma: puedes resolver el taller leyendo solo ExamLab. Este documento sirve para prepararte y para trabajar en equipo antes de responder.</w:t>
       </w:r>
     </w:p>
     <w:sectPr>

--- a/Bases de Datos II/Clases/Clase 13 - Analisis de casos reales/Taller PI - Clase 13 - VetCare.docx
+++ b/Bases de Datos II/Clases/Clase 13 - Analisis de casos reales/Taller PI - Clase 13 - VetCare.docx
@@ -240,7 +240,7 @@
           <w:color w:val="2B2B2B"/>
           <w:sz w:val="22"/>
         </w:rPr>
-        <w:t>Proponer 3 mejoras concretas al VetCare del equipo.</w:t>
+        <w:t>Proponer 3 mejoras concretas a su VetCare.</w:t>
       </w:r>
     </w:p>
     <w:p>
@@ -700,7 +700,7 @@
           <w:color w:val="2B2B2B"/>
           <w:sz w:val="22"/>
         </w:rPr>
-        <w:t>Cada pregunta trae su propio enunciado completo dentro de la plataforma: puedes resolver el taller leyendo solo ExamLab. Este documento sirve para prepararte y para trabajar en equipo antes de responder.</w:t>
+        <w:t>Cada pregunta trae su propio enunciado completo dentro de la plataforma: puedes resolver el taller leyendo solo ExamLab. Este documento sirve para prepararte y conservar tus respuestas. La actividad es individual; si el docente autoriza trabajo en equipo, la entrega en ExamLab sigue siendo individual.</w:t>
       </w:r>
     </w:p>
     <w:sectPr>

--- a/Bases de Datos II/Clases/Clase 13 - Analisis de casos reales/Taller PI - Clase 13 - VetCare.docx
+++ b/Bases de Datos II/Clases/Clase 13 - Analisis de casos reales/Taller PI - Clase 13 - VetCare.docx
@@ -469,7 +469,7 @@
           <w:color w:val="2B2B2B"/>
           <w:sz w:val="22"/>
         </w:rPr>
-        <w:t xml:space="preserve"> (https://examlab.lovable.app/ · módulo Talleres) — domingo 23:59 cuando aplique.</w:t>
+        <w:t xml:space="preserve"> (https://uniaj.examlab.workers.dev/ · módulo Talleres) — domingo 23:59 cuando aplique.</w:t>
       </w:r>
     </w:p>
     <w:p>
@@ -511,7 +511,7 @@
           <w:color w:val="2B2B2B"/>
           <w:sz w:val="22"/>
         </w:rPr>
-        <w:t>El taller se resuelve y se entrega en ExamLab (https://examlab.lovable.app/), en el modulo Talleres. Son 5 preguntas y suman 100 puntos. Lo que sigue es lo que vas a encontrar en cada una, para que sepas de antemano en que forma se responde:</w:t>
+        <w:t>El taller se resuelve y se entrega en ExamLab (https://uniaj.examlab.workers.dev/), en el modulo Talleres. Son 5 preguntas y suman 100 puntos. Lo que sigue es lo que vas a encontrar en cada una, para que sepas de antemano en que forma se responde:</w:t>
       </w:r>
     </w:p>
     <w:p>
